--- a/courseware/LP-Generative AI for Business Presentation.docx
+++ b/courseware/LP-Generative AI for Business Presentation.docx
@@ -735,7 +735,7 @@
           </w:tcPr>
           <w:p>
             <w:r>
-              <w:t>1 day · 9:30am–5:30pm · 7.5 hours (6.5 instructional hours)</w:t>
+              <w:t>1 day · 9:30am–5:30pm · 7.5 hours (6 hours 40 minutes instructional)</w:t>
             </w:r>
           </w:p>
         </w:tc>
